--- a/PlastiBioFuel/Funding_Loop/Outreach/2026-08-25_Batch-01/03_Capability_Snapshot.docx
+++ b/PlastiBioFuel/Funding_Loop/Outreach/2026-08-25_Batch-01/03_Capability_Snapshot.docx
@@ -469,7 +469,7 @@
                 <w:color w:val="2A2A2A"/>
                 <w:sz w:val="19"/>
               </w:rPr>
-              <w:t>PlastiBioFuel LLC. UEI KQAWZ54RDUM8, CAGE 175D6. Service-disabled veteran-owned small business, certified through SBA's Veteran Small Business Certification program.</w:t>
+              <w:t>PlastiBioFuel LLC. UEI KQAWZ54RDUM8, CAGE 175D6. Service-disabled veteran-owned small business, certified and active in SAM.gov.</w:t>
             </w:r>
           </w:p>
         </w:tc>
